--- a/Backend/Director_Disclosure/Output_Disclosures/2024-25/ADANI_WIND_ENERGY__GUJARAT__PRIVATE_LIMITED/DIR-8/DIR8_Pragnesh_Shashikant_Darji_08858955.docx
+++ b/Backend/Director_Disclosure/Output_Disclosures/2024-25/ADANI_WIND_ENERGY__GUJARAT__PRIVATE_LIMITED/DIR-8/DIR8_Pragnesh_Shashikant_Darji_08858955.docx
@@ -189,7 +189,7 @@
           <w:b w:val="0"/>
           <w:sz w:val="23"/>
         </w:rPr>
-        <w:t>I, PRAGNESH SHASHIKANT DARJI, son/daughter of Mr. {{FATHER_NAME}}, resident of A/7 Desai Park Society, Opp Railway Line, Nr. Cambay Sapphire, Jivraj Park, Ahmedabad - 380 051 , India hereby give notice that I am/was a Director in the following companies during the last three years:-</w:t>
+        <w:t>I, PRAGNESH SHASHIKANT DARJI, son/daughter of Mr. Mr. Shashikant Darji, resident of A/7 Desai Park Society, Opp Railway Line, Nr. Cambay Sapphire, Jivraj Park, Ahmedabad - 380 051 , India hereby give notice that I am/was a Director in the following companies during the last three years:-</w:t>
       </w:r>
     </w:p>
     <w:p>
@@ -620,7 +620,7 @@
                 <w:b w:val="0"/>
                 <w:sz w:val="23"/>
               </w:rPr>
-              <w:t>ADANI GREEN ENERGY TWENTY SEVEN A LIMITED</w:t>
+              <w:t>ADANI GREEN ENERGY TWENTY FIVE C LIMITED</w:t>
             </w:r>
           </w:p>
         </w:tc>
@@ -690,7 +690,7 @@
                 <w:b w:val="0"/>
                 <w:sz w:val="23"/>
               </w:rPr>
-              <w:t>ADANI GREEN ENERGY TWENTY FIVE B LIMITED</w:t>
+              <w:t>ADANI GREEN ENERGY TWENTY SEVEN A LIMITED</w:t>
             </w:r>
           </w:p>
         </w:tc>
@@ -760,7 +760,7 @@
                 <w:b w:val="0"/>
                 <w:sz w:val="23"/>
               </w:rPr>
-              <w:t>ADANI GREEN ENERGY TWENTY FIVE A LIMITED</w:t>
+              <w:t>ADANI GREEN ENERGY TWENTY FIVE B LIMITED</w:t>
             </w:r>
           </w:p>
         </w:tc>
@@ -900,7 +900,7 @@
                 <w:b w:val="0"/>
                 <w:sz w:val="23"/>
               </w:rPr>
-              <w:t>ADANI GREEN ENERGY TWENTY SIX B LIMITED</w:t>
+              <w:t>ADANI GREEN ENERGY TWENTY FOUR C LIMITED</w:t>
             </w:r>
           </w:p>
         </w:tc>
@@ -970,7 +970,7 @@
                 <w:b w:val="0"/>
                 <w:sz w:val="23"/>
               </w:rPr>
-              <w:t>ADANI GREEN ENERGY TWENTY FOUR C LIMITED</w:t>
+              <w:t>ADANI GREEN ENERGY TWENTY SIX B LIMITED</w:t>
             </w:r>
           </w:p>
         </w:tc>
@@ -1110,7 +1110,7 @@
                 <w:b w:val="0"/>
                 <w:sz w:val="23"/>
               </w:rPr>
-              <w:t>ADANI GREEN ENERGY TWENTY FIVE C LIMITED</w:t>
+              <w:t>ADANI GREEN ENERGY TWENTY FIVE A LIMITED</w:t>
             </w:r>
           </w:p>
         </w:tc>
@@ -1245,7 +1245,7 @@
           <w:b w:val="0"/>
           <w:sz w:val="23"/>
         </w:rPr>
-        <w:t xml:space="preserve">Date: 07th May, 2026</w:t>
+        <w:t xml:space="preserve">Date: 15th May, 2026</w:t>
         <w:tab/>
       </w:r>
     </w:p>
